--- a/src/templates/don-cap-lai-the-sinh-vien.docx
+++ b/src/templates/don-cap-lai-the-sinh-vien.docx
@@ -857,6 +857,12 @@
           <w:lang w:val="en-US"/>
         </w:rPr>
         <w:tab/>
+      </w:r>
+      <w:r>
+        <w:rPr>
+          <w:rFonts w:hint="default"/>
+          <w:lang w:val="en-US"/>
+        </w:rPr>
         <w:t xml:space="preserve"> </w:t>
       </w:r>
       <w:r>
@@ -948,6 +954,12 @@
           <w:lang w:val="en-US"/>
         </w:rPr>
         <w:tab/>
+      </w:r>
+      <w:r>
+        <w:rPr>
+          <w:rFonts w:hint="default"/>
+          <w:lang w:val="en-US"/>
+        </w:rPr>
         <w:t xml:space="preserve"> </w:t>
       </w:r>
       <w:r>
@@ -1536,8 +1548,6 @@
               </w:rPr>
               <w:t>đơn</w:t>
             </w:r>
-            <w:bookmarkStart w:id="0" w:name="_GoBack"/>
-            <w:bookmarkEnd w:id="0"/>
           </w:p>
           <w:p>
             <w:pPr>
@@ -1546,6 +1556,7 @@
               <w:jc w:val="center"/>
               <w:rPr>
                 <w:i/>
+                <w:spacing w:val="-4"/>
                 <w:sz w:val="24"/>
               </w:rPr>
             </w:pPr>
@@ -1579,6 +1590,94 @@
               </w:rPr>
               <w:t>tên)</w:t>
             </w:r>
+          </w:p>
+          <w:p>
+            <w:pPr>
+              <w:pStyle w:val="8"/>
+              <w:ind w:left="317" w:right="188"/>
+              <w:jc w:val="center"/>
+              <w:rPr>
+                <w:i/>
+                <w:spacing w:val="-4"/>
+                <w:sz w:val="24"/>
+              </w:rPr>
+            </w:pPr>
+          </w:p>
+          <w:p>
+            <w:pPr>
+              <w:pStyle w:val="8"/>
+              <w:ind w:left="317" w:right="188"/>
+              <w:jc w:val="center"/>
+              <w:rPr>
+                <w:rFonts w:hint="default"/>
+                <w:i/>
+                <w:spacing w:val="-4"/>
+                <w:sz w:val="24"/>
+                <w:lang w:val="en-US"/>
+              </w:rPr>
+            </w:pPr>
+            <w:r>
+              <w:rPr>
+                <w:rFonts w:hint="default"/>
+                <w:i/>
+                <w:spacing w:val="-4"/>
+                <w:sz w:val="24"/>
+                <w:lang w:val="en-US"/>
+              </w:rPr>
+              <w:t>{%ANH_THE}</w:t>
+            </w:r>
+          </w:p>
+          <w:p>
+            <w:pPr>
+              <w:pStyle w:val="8"/>
+              <w:ind w:left="317" w:right="188"/>
+              <w:jc w:val="center"/>
+              <w:rPr>
+                <w:rFonts w:hint="default"/>
+                <w:i/>
+                <w:spacing w:val="-4"/>
+                <w:sz w:val="24"/>
+                <w:lang w:val="en-US"/>
+              </w:rPr>
+            </w:pPr>
+          </w:p>
+          <w:p>
+            <w:pPr>
+              <w:pStyle w:val="8"/>
+              <w:ind w:left="317" w:right="188"/>
+              <w:jc w:val="center"/>
+              <w:rPr>
+                <w:rFonts w:hint="default"/>
+                <w:i w:val="0"/>
+                <w:iCs/>
+                <w:spacing w:val="-4"/>
+                <w:sz w:val="24"/>
+                <w:lang w:val="en-US"/>
+              </w:rPr>
+            </w:pPr>
+            <w:r>
+              <w:rPr>
+                <w:rFonts w:hint="default"/>
+                <w:i w:val="0"/>
+                <w:iCs/>
+                <w:spacing w:val="-4"/>
+                <w:sz w:val="24"/>
+                <w:lang w:val="en-US"/>
+              </w:rPr>
+              <w:t>{HO_TEN}</w:t>
+            </w:r>
+          </w:p>
+          <w:p>
+            <w:pPr>
+              <w:pStyle w:val="8"/>
+              <w:ind w:left="317" w:right="188"/>
+              <w:jc w:val="center"/>
+              <w:rPr>
+                <w:i/>
+                <w:spacing w:val="-4"/>
+                <w:sz w:val="24"/>
+              </w:rPr>
+            </w:pPr>
           </w:p>
         </w:tc>
       </w:tr>
@@ -1753,6 +1852,8 @@
                 <w:sz w:val="33"/>
               </w:rPr>
             </w:pPr>
+            <w:bookmarkStart w:id="0" w:name="_GoBack"/>
+            <w:bookmarkEnd w:id="0"/>
           </w:p>
           <w:p>
             <w:pPr>
